--- a/src/content/bios/Unckel-P 2012.docx
+++ b/src/content/bios/Unckel-P 2012.docx
@@ -2161,7 +2161,7 @@
             <w:u w:val="none"/>
             <w:lang w:val="en-GB"/>
           </w:rPr>
-          <w:t>www.svd.se/nyheter/ inrikes/per-unckel-ny-landshovding-i-stockholm_365300.svd</w:t>
+          <w:t>www.svd.se/nyheter/inrikes/per-unckel-ny-landshovding-i-stockholm_365300.svd</w:t>
         </w:r>
       </w:hyperlink>
       <w:r>
@@ -2332,7 +2332,7 @@
             <w:u w:val="none"/>
             <w:lang w:val="en-GB"/>
           </w:rPr>
-          <w:t>www.norden.org/da/publikationer/publikationer/2008-428/at_download/ publicationfile</w:t>
+          <w:t>www.norden.org/da/publikationer/publikationer/2008-428/at_download/publicationfile</w:t>
         </w:r>
       </w:hyperlink>
       <w:r>
@@ -2435,7 +2435,7 @@
             <w:u w:val="none"/>
             <w:lang w:val="en-GB" w:eastAsia="de-DE"/>
           </w:rPr>
-          <w:t>. org/in-memory-of-per-unckel</w:t>
+          <w:t>.org/in-memory-of-per-unckel</w:t>
         </w:r>
       </w:hyperlink>
       <w:r>
@@ -2709,20 +2709,6 @@
           <w:t>www.lanssty</w:t>
         </w:r>
       </w:hyperlink>
-    </w:p>
-    <w:p>
-      <w:pPr>
-        <w:spacing w:after="0" w:line="240" w:lineRule="auto"/>
-        <w:contextualSpacing/>
-        <w:jc w:val="both"/>
-        <w:rPr>
-          <w:rFonts w:ascii="Times New Roman" w:hAnsi="Times New Roman"/>
-          <w:color w:val="0000FF"/>
-          <w:sz w:val="24"/>
-          <w:szCs w:val="24"/>
-          <w:lang w:val="en-GB"/>
-        </w:rPr>
-      </w:pPr>
       <w:r>
         <w:rPr>
           <w:rFonts w:ascii="Times New Roman" w:hAnsi="Times New Roman"/>
